--- a/04 Инструменты, программы, сервисы/Магические функции в Jupyter Notebook.docx
+++ b/04 Инструменты, программы, сервисы/Магические функции в Jupyter Notebook.docx
@@ -4,167 +4,119 @@
   <w:body>
     <w:p>
       <w:pPr>
-        <w:spacing w:after="0" w:line="240" w:lineRule="auto"/>
-        <w:rPr>
-          <w:rFonts w:ascii="Times New Roman" w:eastAsia="Times New Roman" w:hAnsi="Times New Roman" w:cs="Times New Roman"/>
-          <w:sz w:val="24"/>
-          <w:szCs w:val="24"/>
-          <w:lang w:eastAsia="ru-RU"/>
-        </w:rPr>
-      </w:pPr>
-      <w:r>
-        <w:rPr>
-          <w:rFonts w:ascii="Times New Roman" w:eastAsia="Times New Roman" w:hAnsi="Times New Roman" w:cs="Times New Roman"/>
-          <w:sz w:val="24"/>
-          <w:szCs w:val="24"/>
-          <w:lang w:eastAsia="ru-RU"/>
-        </w:rPr>
-        <w:t xml:space="preserve">В </w:t>
-      </w:r>
-      <w:proofErr w:type="spellStart"/>
-      <w:r>
-        <w:rPr>
-          <w:rFonts w:ascii="Times New Roman" w:eastAsia="Times New Roman" w:hAnsi="Times New Roman" w:cs="Times New Roman"/>
-          <w:sz w:val="24"/>
-          <w:szCs w:val="24"/>
-          <w:lang w:eastAsia="ru-RU"/>
-        </w:rPr>
-        <w:t>Jupyter</w:t>
-      </w:r>
-      <w:proofErr w:type="spellEnd"/>
-      <w:r>
-        <w:rPr>
-          <w:rFonts w:ascii="Times New Roman" w:eastAsia="Times New Roman" w:hAnsi="Times New Roman" w:cs="Times New Roman"/>
-          <w:sz w:val="24"/>
-          <w:szCs w:val="24"/>
-          <w:lang w:eastAsia="ru-RU"/>
-        </w:rPr>
-        <w:t xml:space="preserve"> </w:t>
-      </w:r>
-      <w:proofErr w:type="spellStart"/>
-      <w:r>
-        <w:rPr>
-          <w:rFonts w:ascii="Times New Roman" w:eastAsia="Times New Roman" w:hAnsi="Times New Roman" w:cs="Times New Roman"/>
-          <w:sz w:val="24"/>
-          <w:szCs w:val="24"/>
-          <w:lang w:eastAsia="ru-RU"/>
-        </w:rPr>
-        <w:t>Notebook</w:t>
-      </w:r>
-      <w:proofErr w:type="spellEnd"/>
-      <w:r>
-        <w:rPr>
-          <w:rFonts w:ascii="Times New Roman" w:eastAsia="Times New Roman" w:hAnsi="Times New Roman" w:cs="Times New Roman"/>
-          <w:sz w:val="24"/>
-          <w:szCs w:val="24"/>
-          <w:lang w:eastAsia="ru-RU"/>
-        </w:rPr>
-        <w:t xml:space="preserve"> под </w:t>
-      </w:r>
-      <w:r>
+        <w:spacing w:line="240" w:lineRule="auto"/>
+        <w:jc w:val="center"/>
         <w:rPr>
           <w:rFonts w:ascii="Times New Roman" w:eastAsia="Times New Roman" w:hAnsi="Times New Roman" w:cs="Times New Roman"/>
           <w:b/>
           <w:bCs/>
-          <w:sz w:val="24"/>
-          <w:szCs w:val="24"/>
-          <w:lang w:eastAsia="ru-RU"/>
-        </w:rPr>
-        <w:t>магическими функциями (</w:t>
-      </w:r>
-      <w:proofErr w:type="spellStart"/>
+          <w:sz w:val="28"/>
+          <w:szCs w:val="28"/>
+          <w:lang w:eastAsia="ru-RU"/>
+        </w:rPr>
+      </w:pPr>
       <w:r>
         <w:rPr>
           <w:rFonts w:ascii="Times New Roman" w:eastAsia="Times New Roman" w:hAnsi="Times New Roman" w:cs="Times New Roman"/>
           <w:b/>
           <w:bCs/>
-          <w:sz w:val="24"/>
-          <w:szCs w:val="24"/>
-          <w:lang w:eastAsia="ru-RU"/>
-        </w:rPr>
-        <w:t>magic</w:t>
-      </w:r>
-      <w:proofErr w:type="spellEnd"/>
+          <w:sz w:val="28"/>
+          <w:szCs w:val="28"/>
+          <w:lang w:eastAsia="ru-RU"/>
+        </w:rPr>
+        <w:t xml:space="preserve">Магические функции в </w:t>
+      </w:r>
+      <w:proofErr w:type="spellStart"/>
       <w:r>
         <w:rPr>
           <w:rFonts w:ascii="Times New Roman" w:eastAsia="Times New Roman" w:hAnsi="Times New Roman" w:cs="Times New Roman"/>
           <w:b/>
           <w:bCs/>
-          <w:sz w:val="24"/>
-          <w:szCs w:val="24"/>
-          <w:lang w:eastAsia="ru-RU"/>
-        </w:rPr>
-        <w:t xml:space="preserve"> </w:t>
-      </w:r>
-      <w:proofErr w:type="spellStart"/>
+          <w:sz w:val="28"/>
+          <w:szCs w:val="28"/>
+          <w:lang w:eastAsia="ru-RU"/>
+        </w:rPr>
+        <w:t>Jupyter</w:t>
+      </w:r>
+      <w:proofErr w:type="spellEnd"/>
       <w:r>
         <w:rPr>
           <w:rFonts w:ascii="Times New Roman" w:eastAsia="Times New Roman" w:hAnsi="Times New Roman" w:cs="Times New Roman"/>
           <w:b/>
           <w:bCs/>
-          <w:sz w:val="24"/>
-          <w:szCs w:val="24"/>
-          <w:lang w:eastAsia="ru-RU"/>
-        </w:rPr>
-        <w:t>functions</w:t>
-      </w:r>
-      <w:proofErr w:type="spellEnd"/>
+          <w:sz w:val="28"/>
+          <w:szCs w:val="28"/>
+          <w:lang w:eastAsia="ru-RU"/>
+        </w:rPr>
+        <w:t xml:space="preserve"> </w:t>
+      </w:r>
+      <w:proofErr w:type="spellStart"/>
       <w:r>
         <w:rPr>
           <w:rFonts w:ascii="Times New Roman" w:eastAsia="Times New Roman" w:hAnsi="Times New Roman" w:cs="Times New Roman"/>
           <w:b/>
           <w:bCs/>
-          <w:sz w:val="24"/>
-          <w:szCs w:val="24"/>
-          <w:lang w:eastAsia="ru-RU"/>
-        </w:rPr>
-        <w:t>)</w:t>
-      </w:r>
-      <w:r>
-        <w:rPr>
-          <w:rFonts w:ascii="Times New Roman" w:eastAsia="Times New Roman" w:hAnsi="Times New Roman" w:cs="Times New Roman"/>
-          <w:sz w:val="24"/>
-          <w:szCs w:val="24"/>
-          <w:lang w:eastAsia="ru-RU"/>
-        </w:rPr>
-        <w:t xml:space="preserve"> понимаются специальные команды, начинающиеся с </w:t>
-      </w:r>
-      <w:r>
-        <w:rPr>
-          <w:rFonts w:ascii="Courier New" w:eastAsia="Times New Roman" w:hAnsi="Courier New" w:cs="Courier New"/>
-          <w:sz w:val="24"/>
-          <w:szCs w:val="24"/>
-          <w:lang w:eastAsia="ru-RU"/>
-        </w:rPr>
-        <w:t>%</w:t>
-      </w:r>
-      <w:r>
-        <w:rPr>
-          <w:rFonts w:ascii="Times New Roman" w:eastAsia="Times New Roman" w:hAnsi="Times New Roman" w:cs="Times New Roman"/>
-          <w:sz w:val="24"/>
-          <w:szCs w:val="24"/>
-          <w:lang w:eastAsia="ru-RU"/>
-        </w:rPr>
-        <w:t xml:space="preserve"> (одиночные, </w:t>
+          <w:sz w:val="28"/>
+          <w:szCs w:val="28"/>
+          <w:lang w:eastAsia="ru-RU"/>
+        </w:rPr>
+        <w:t>Notebook</w:t>
+      </w:r>
+      <w:proofErr w:type="spellEnd"/>
+    </w:p>
+    <w:p>
+      <w:pPr>
+        <w:spacing w:after="0" w:line="240" w:lineRule="auto"/>
+        <w:rPr>
+          <w:rFonts w:ascii="Times New Roman" w:eastAsia="Times New Roman" w:hAnsi="Times New Roman" w:cs="Times New Roman"/>
+          <w:sz w:val="24"/>
+          <w:szCs w:val="24"/>
+          <w:lang w:eastAsia="ru-RU"/>
+        </w:rPr>
+      </w:pPr>
+      <w:r>
+        <w:rPr>
+          <w:rFonts w:ascii="Times New Roman" w:eastAsia="Times New Roman" w:hAnsi="Times New Roman" w:cs="Times New Roman"/>
+          <w:sz w:val="24"/>
+          <w:szCs w:val="24"/>
+          <w:lang w:eastAsia="ru-RU"/>
+        </w:rPr>
+        <w:t xml:space="preserve">Магические команды — это специальные команды </w:t>
       </w:r>
       <w:proofErr w:type="spellStart"/>
       <w:r>
         <w:rPr>
           <w:rFonts w:ascii="Times New Roman" w:eastAsia="Times New Roman" w:hAnsi="Times New Roman" w:cs="Times New Roman"/>
-          <w:i/>
-          <w:iCs/>
-          <w:sz w:val="24"/>
-          <w:szCs w:val="24"/>
-          <w:lang w:eastAsia="ru-RU"/>
-        </w:rPr>
-        <w:t>line</w:t>
+          <w:sz w:val="24"/>
+          <w:szCs w:val="24"/>
+          <w:lang w:eastAsia="ru-RU"/>
+        </w:rPr>
+        <w:t>IPython</w:t>
       </w:r>
       <w:proofErr w:type="spellEnd"/>
       <w:r>
         <w:rPr>
           <w:rFonts w:ascii="Times New Roman" w:eastAsia="Times New Roman" w:hAnsi="Times New Roman" w:cs="Times New Roman"/>
-          <w:i/>
-          <w:iCs/>
+          <w:sz w:val="24"/>
+          <w:szCs w:val="24"/>
+          <w:lang w:eastAsia="ru-RU"/>
+        </w:rPr>
+        <w:t xml:space="preserve">, которые расширяют возможности стандартного Python в интерактивной среде </w:t>
+      </w:r>
+      <w:proofErr w:type="spellStart"/>
+      <w:r>
+        <w:rPr>
+          <w:rFonts w:ascii="Times New Roman" w:eastAsia="Times New Roman" w:hAnsi="Times New Roman" w:cs="Times New Roman"/>
+          <w:sz w:val="24"/>
+          <w:szCs w:val="24"/>
+          <w:lang w:eastAsia="ru-RU"/>
+        </w:rPr>
+        <w:t>Jupyter</w:t>
+      </w:r>
+      <w:proofErr w:type="spellEnd"/>
+      <w:r>
+        <w:rPr>
+          <w:rFonts w:ascii="Times New Roman" w:eastAsia="Times New Roman" w:hAnsi="Times New Roman" w:cs="Times New Roman"/>
           <w:sz w:val="24"/>
           <w:szCs w:val="24"/>
           <w:lang w:eastAsia="ru-RU"/>
@@ -175,13 +127,11 @@
       <w:r>
         <w:rPr>
           <w:rFonts w:ascii="Times New Roman" w:eastAsia="Times New Roman" w:hAnsi="Times New Roman" w:cs="Times New Roman"/>
-          <w:i/>
-          <w:iCs/>
-          <w:sz w:val="24"/>
-          <w:szCs w:val="24"/>
-          <w:lang w:eastAsia="ru-RU"/>
-        </w:rPr>
-        <w:t>magics</w:t>
+          <w:sz w:val="24"/>
+          <w:szCs w:val="24"/>
+          <w:lang w:eastAsia="ru-RU"/>
+        </w:rPr>
+        <w:t>Notebook</w:t>
       </w:r>
       <w:proofErr w:type="spellEnd"/>
       <w:r>
@@ -191,80 +141,7 @@
           <w:szCs w:val="24"/>
           <w:lang w:eastAsia="ru-RU"/>
         </w:rPr>
-        <w:t xml:space="preserve">) или </w:t>
-      </w:r>
-      <w:r>
-        <w:rPr>
-          <w:rFonts w:ascii="Courier New" w:eastAsia="Times New Roman" w:hAnsi="Courier New" w:cs="Courier New"/>
-          <w:sz w:val="24"/>
-          <w:szCs w:val="24"/>
-          <w:lang w:eastAsia="ru-RU"/>
-        </w:rPr>
-        <w:t>%%</w:t>
-      </w:r>
-      <w:r>
-        <w:rPr>
-          <w:rFonts w:ascii="Times New Roman" w:eastAsia="Times New Roman" w:hAnsi="Times New Roman" w:cs="Times New Roman"/>
-          <w:sz w:val="24"/>
-          <w:szCs w:val="24"/>
-          <w:lang w:eastAsia="ru-RU"/>
-        </w:rPr>
-        <w:t xml:space="preserve"> </w:t>
-      </w:r>
-      <w:r>
-        <w:rPr>
-          <w:rFonts w:ascii="Times New Roman" w:eastAsia="Times New Roman" w:hAnsi="Times New Roman" w:cs="Times New Roman"/>
-          <w:sz w:val="24"/>
-          <w:szCs w:val="24"/>
-          <w:lang w:eastAsia="ru-RU"/>
-        </w:rPr>
-        <w:t xml:space="preserve">(многострочные, </w:t>
-      </w:r>
-      <w:proofErr w:type="spellStart"/>
-      <w:r>
-        <w:rPr>
-          <w:rFonts w:ascii="Times New Roman" w:eastAsia="Times New Roman" w:hAnsi="Times New Roman" w:cs="Times New Roman"/>
-          <w:i/>
-          <w:iCs/>
-          <w:sz w:val="24"/>
-          <w:szCs w:val="24"/>
-          <w:lang w:eastAsia="ru-RU"/>
-        </w:rPr>
-        <w:t>cell</w:t>
-      </w:r>
-      <w:proofErr w:type="spellEnd"/>
-      <w:r>
-        <w:rPr>
-          <w:rFonts w:ascii="Times New Roman" w:eastAsia="Times New Roman" w:hAnsi="Times New Roman" w:cs="Times New Roman"/>
-          <w:i/>
-          <w:iCs/>
-          <w:sz w:val="24"/>
-          <w:szCs w:val="24"/>
-          <w:lang w:eastAsia="ru-RU"/>
-        </w:rPr>
-        <w:t xml:space="preserve"> </w:t>
-      </w:r>
-      <w:proofErr w:type="spellStart"/>
-      <w:r>
-        <w:rPr>
-          <w:rFonts w:ascii="Times New Roman" w:eastAsia="Times New Roman" w:hAnsi="Times New Roman" w:cs="Times New Roman"/>
-          <w:i/>
-          <w:iCs/>
-          <w:sz w:val="24"/>
-          <w:szCs w:val="24"/>
-          <w:lang w:eastAsia="ru-RU"/>
-        </w:rPr>
-        <w:t>magics</w:t>
-      </w:r>
-      <w:proofErr w:type="spellEnd"/>
-      <w:r>
-        <w:rPr>
-          <w:rFonts w:ascii="Times New Roman" w:eastAsia="Times New Roman" w:hAnsi="Times New Roman" w:cs="Times New Roman"/>
-          <w:sz w:val="24"/>
-          <w:szCs w:val="24"/>
-          <w:lang w:eastAsia="ru-RU"/>
-        </w:rPr>
-        <w:t>), которые расширяют возможности Python в интерактивной среде.</w:t>
+        <w:t>.</w:t>
       </w:r>
     </w:p>
     <w:p>
@@ -381,8 +258,8 @@
         <w:tblLook w:val="04A0" w:firstRow="1" w:lastRow="0" w:firstColumn="1" w:lastColumn="0" w:noHBand="0" w:noVBand="1"/>
       </w:tblPr>
       <w:tblGrid>
-        <w:gridCol w:w="2608"/>
-        <w:gridCol w:w="6747"/>
+        <w:gridCol w:w="3402"/>
+        <w:gridCol w:w="5953"/>
       </w:tblGrid>
       <w:tr>
         <w:trPr>
@@ -391,7 +268,7 @@
         </w:trPr>
         <w:tc>
           <w:tcPr>
-            <w:tcW w:w="0" w:type="auto"/>
+            <w:tcW w:w="3357" w:type="dxa"/>
             <w:vAlign w:val="center"/>
             <w:hideMark/>
           </w:tcPr>
@@ -423,7 +300,7 @@
         </w:tc>
         <w:tc>
           <w:tcPr>
-            <w:tcW w:w="0" w:type="auto"/>
+            <w:tcW w:w="5908" w:type="dxa"/>
             <w:vAlign w:val="center"/>
             <w:hideMark/>
           </w:tcPr>
@@ -460,7 +337,7 @@
         </w:trPr>
         <w:tc>
           <w:tcPr>
-            <w:tcW w:w="0" w:type="auto"/>
+            <w:tcW w:w="3357" w:type="dxa"/>
             <w:vAlign w:val="center"/>
             <w:hideMark/>
           </w:tcPr>
@@ -498,7 +375,7 @@
         </w:tc>
         <w:tc>
           <w:tcPr>
-            <w:tcW w:w="0" w:type="auto"/>
+            <w:tcW w:w="5908" w:type="dxa"/>
             <w:vAlign w:val="center"/>
             <w:hideMark/>
           </w:tcPr>
@@ -530,7 +407,7 @@
         </w:trPr>
         <w:tc>
           <w:tcPr>
-            <w:tcW w:w="0" w:type="auto"/>
+            <w:tcW w:w="3357" w:type="dxa"/>
             <w:vAlign w:val="center"/>
             <w:hideMark/>
           </w:tcPr>
@@ -568,7 +445,7 @@
         </w:tc>
         <w:tc>
           <w:tcPr>
-            <w:tcW w:w="0" w:type="auto"/>
+            <w:tcW w:w="5908" w:type="dxa"/>
             <w:vAlign w:val="center"/>
             <w:hideMark/>
           </w:tcPr>
@@ -600,7 +477,7 @@
         </w:trPr>
         <w:tc>
           <w:tcPr>
-            <w:tcW w:w="0" w:type="auto"/>
+            <w:tcW w:w="3357" w:type="dxa"/>
             <w:vAlign w:val="center"/>
             <w:hideMark/>
           </w:tcPr>
@@ -647,7 +524,7 @@
         </w:tc>
         <w:tc>
           <w:tcPr>
-            <w:tcW w:w="0" w:type="auto"/>
+            <w:tcW w:w="5908" w:type="dxa"/>
             <w:vAlign w:val="center"/>
             <w:hideMark/>
           </w:tcPr>
@@ -668,21 +545,12 @@
                 <w:szCs w:val="24"/>
                 <w:lang w:eastAsia="ru-RU"/>
               </w:rPr>
-              <w:t xml:space="preserve">Выполняет внешний </w:t>
-            </w:r>
-            <w:r>
-              <w:rPr>
-                <w:rFonts w:ascii="Courier New" w:eastAsia="Times New Roman" w:hAnsi="Courier New" w:cs="Courier New"/>
-                <w:sz w:val="24"/>
-                <w:szCs w:val="24"/>
-                <w:lang w:eastAsia="ru-RU"/>
-              </w:rPr>
-              <w:t>.</w:t>
+              <w:t>Выполняет внешний .</w:t>
             </w:r>
             <w:proofErr w:type="spellStart"/>
             <w:r>
               <w:rPr>
-                <w:rFonts w:ascii="Courier New" w:eastAsia="Times New Roman" w:hAnsi="Courier New" w:cs="Courier New"/>
+                <w:rFonts w:ascii="Times New Roman" w:eastAsia="Times New Roman" w:hAnsi="Times New Roman" w:cs="Times New Roman"/>
                 <w:sz w:val="24"/>
                 <w:szCs w:val="24"/>
                 <w:lang w:eastAsia="ru-RU"/>
@@ -708,7 +576,7 @@
         </w:trPr>
         <w:tc>
           <w:tcPr>
-            <w:tcW w:w="0" w:type="auto"/>
+            <w:tcW w:w="3357" w:type="dxa"/>
             <w:vAlign w:val="center"/>
             <w:hideMark/>
           </w:tcPr>
@@ -746,7 +614,7 @@
         </w:tc>
         <w:tc>
           <w:tcPr>
-            <w:tcW w:w="0" w:type="auto"/>
+            <w:tcW w:w="5908" w:type="dxa"/>
             <w:vAlign w:val="center"/>
             <w:hideMark/>
           </w:tcPr>
@@ -778,7 +646,7 @@
         </w:trPr>
         <w:tc>
           <w:tcPr>
-            <w:tcW w:w="0" w:type="auto"/>
+            <w:tcW w:w="3357" w:type="dxa"/>
             <w:vAlign w:val="center"/>
             <w:hideMark/>
           </w:tcPr>
@@ -816,7 +684,7 @@
         </w:tc>
         <w:tc>
           <w:tcPr>
-            <w:tcW w:w="0" w:type="auto"/>
+            <w:tcW w:w="5908" w:type="dxa"/>
             <w:vAlign w:val="center"/>
             <w:hideMark/>
           </w:tcPr>
@@ -848,7 +716,7 @@
         </w:trPr>
         <w:tc>
           <w:tcPr>
-            <w:tcW w:w="0" w:type="auto"/>
+            <w:tcW w:w="3357" w:type="dxa"/>
             <w:vAlign w:val="center"/>
             <w:hideMark/>
           </w:tcPr>
@@ -856,7 +724,7 @@
             <w:pPr>
               <w:spacing w:after="0" w:line="240" w:lineRule="auto"/>
               <w:rPr>
-                <w:rFonts w:ascii="Times New Roman" w:eastAsia="Times New Roman" w:hAnsi="Times New Roman" w:cs="Times New Roman"/>
+                <w:rFonts w:ascii="Courier New" w:eastAsia="Times New Roman" w:hAnsi="Courier New" w:cs="Courier New"/>
                 <w:sz w:val="24"/>
                 <w:szCs w:val="24"/>
                 <w:lang w:eastAsia="ru-RU"/>
@@ -886,7 +754,7 @@
         </w:tc>
         <w:tc>
           <w:tcPr>
-            <w:tcW w:w="0" w:type="auto"/>
+            <w:tcW w:w="5908" w:type="dxa"/>
             <w:vAlign w:val="center"/>
             <w:hideMark/>
           </w:tcPr>
@@ -918,7 +786,7 @@
         </w:trPr>
         <w:tc>
           <w:tcPr>
-            <w:tcW w:w="0" w:type="auto"/>
+            <w:tcW w:w="3357" w:type="dxa"/>
             <w:vAlign w:val="center"/>
             <w:hideMark/>
           </w:tcPr>
@@ -926,7 +794,7 @@
             <w:pPr>
               <w:spacing w:after="0" w:line="240" w:lineRule="auto"/>
               <w:rPr>
-                <w:rFonts w:ascii="Times New Roman" w:eastAsia="Times New Roman" w:hAnsi="Times New Roman" w:cs="Times New Roman"/>
+                <w:rFonts w:ascii="Courier New" w:eastAsia="Times New Roman" w:hAnsi="Courier New" w:cs="Courier New"/>
                 <w:sz w:val="24"/>
                 <w:szCs w:val="24"/>
                 <w:lang w:eastAsia="ru-RU"/>
@@ -954,21 +822,12 @@
             <w:proofErr w:type="spellEnd"/>
             <w:r>
               <w:rPr>
-                <w:rFonts w:ascii="Times New Roman" w:eastAsia="Times New Roman" w:hAnsi="Times New Roman" w:cs="Times New Roman"/>
-                <w:sz w:val="24"/>
-                <w:szCs w:val="24"/>
-                <w:lang w:eastAsia="ru-RU"/>
-              </w:rPr>
-              <w:t xml:space="preserve">, </w:t>
-            </w:r>
-            <w:r>
-              <w:rPr>
-                <w:rFonts w:ascii="Courier New" w:eastAsia="Times New Roman" w:hAnsi="Courier New" w:cs="Courier New"/>
-                <w:sz w:val="24"/>
-                <w:szCs w:val="24"/>
-                <w:lang w:eastAsia="ru-RU"/>
-              </w:rPr>
-              <w:t>%</w:t>
+                <w:rFonts w:ascii="Courier New" w:eastAsia="Times New Roman" w:hAnsi="Courier New" w:cs="Courier New"/>
+                <w:sz w:val="24"/>
+                <w:szCs w:val="24"/>
+                <w:lang w:eastAsia="ru-RU"/>
+              </w:rPr>
+              <w:t>, %</w:t>
             </w:r>
             <w:proofErr w:type="spellStart"/>
             <w:r>
@@ -985,7 +844,7 @@
         </w:tc>
         <w:tc>
           <w:tcPr>
-            <w:tcW w:w="0" w:type="auto"/>
+            <w:tcW w:w="5908" w:type="dxa"/>
             <w:vAlign w:val="center"/>
             <w:hideMark/>
           </w:tcPr>
@@ -1017,15 +876,14 @@
         </w:trPr>
         <w:tc>
           <w:tcPr>
-            <w:tcW w:w="0" w:type="auto"/>
-            <w:vAlign w:val="center"/>
-            <w:hideMark/>
-          </w:tcPr>
-          <w:p>
-            <w:pPr>
-              <w:spacing w:after="0" w:line="240" w:lineRule="auto"/>
-              <w:rPr>
-                <w:rFonts w:ascii="Times New Roman" w:eastAsia="Times New Roman" w:hAnsi="Times New Roman" w:cs="Times New Roman"/>
+            <w:tcW w:w="3357" w:type="dxa"/>
+            <w:vAlign w:val="center"/>
+          </w:tcPr>
+          <w:p>
+            <w:pPr>
+              <w:spacing w:after="0" w:line="240" w:lineRule="auto"/>
+              <w:rPr>
+                <w:rFonts w:ascii="Courier New" w:eastAsia="Times New Roman" w:hAnsi="Courier New" w:cs="Courier New"/>
                 <w:sz w:val="24"/>
                 <w:szCs w:val="24"/>
                 <w:lang w:eastAsia="ru-RU"/>
@@ -1048,75 +906,34 @@
                 <w:szCs w:val="24"/>
                 <w:lang w:eastAsia="ru-RU"/>
               </w:rPr>
-              <w:t>matplotlib</w:t>
+              <w:t>history</w:t>
             </w:r>
             <w:proofErr w:type="spellEnd"/>
-            <w:r>
-              <w:rPr>
-                <w:rFonts w:ascii="Courier New" w:eastAsia="Times New Roman" w:hAnsi="Courier New" w:cs="Courier New"/>
-                <w:sz w:val="24"/>
-                <w:szCs w:val="24"/>
-                <w:lang w:eastAsia="ru-RU"/>
-              </w:rPr>
-              <w:t xml:space="preserve"> </w:t>
-            </w:r>
-            <w:proofErr w:type="spellStart"/>
-            <w:r>
-              <w:rPr>
-                <w:rFonts w:ascii="Courier New" w:eastAsia="Times New Roman" w:hAnsi="Courier New" w:cs="Courier New"/>
-                <w:sz w:val="24"/>
-                <w:szCs w:val="24"/>
-                <w:lang w:eastAsia="ru-RU"/>
-              </w:rPr>
-              <w:t>inline</w:t>
-            </w:r>
-            <w:proofErr w:type="spellEnd"/>
-          </w:p>
-        </w:tc>
-        <w:tc>
-          <w:tcPr>
-            <w:tcW w:w="0" w:type="auto"/>
-            <w:vAlign w:val="center"/>
-            <w:hideMark/>
-          </w:tcPr>
-          <w:p>
-            <w:pPr>
-              <w:spacing w:after="0" w:line="240" w:lineRule="auto"/>
-              <w:rPr>
-                <w:rFonts w:ascii="Times New Roman" w:eastAsia="Times New Roman" w:hAnsi="Times New Roman" w:cs="Times New Roman"/>
-                <w:sz w:val="24"/>
-                <w:szCs w:val="24"/>
-                <w:lang w:eastAsia="ru-RU"/>
-              </w:rPr>
-            </w:pPr>
-            <w:r>
-              <w:rPr>
-                <w:rFonts w:ascii="Times New Roman" w:eastAsia="Times New Roman" w:hAnsi="Times New Roman" w:cs="Times New Roman"/>
-                <w:sz w:val="24"/>
-                <w:szCs w:val="24"/>
-                <w:lang w:eastAsia="ru-RU"/>
-              </w:rPr>
-              <w:t xml:space="preserve">Встраивает графики </w:t>
-            </w:r>
-            <w:proofErr w:type="spellStart"/>
-            <w:r>
-              <w:rPr>
-                <w:rFonts w:ascii="Times New Roman" w:eastAsia="Times New Roman" w:hAnsi="Times New Roman" w:cs="Times New Roman"/>
-                <w:sz w:val="24"/>
-                <w:szCs w:val="24"/>
-                <w:lang w:eastAsia="ru-RU"/>
-              </w:rPr>
-              <w:t>matplotlib</w:t>
-            </w:r>
-            <w:proofErr w:type="spellEnd"/>
-            <w:r>
-              <w:rPr>
-                <w:rFonts w:ascii="Times New Roman" w:eastAsia="Times New Roman" w:hAnsi="Times New Roman" w:cs="Times New Roman"/>
-                <w:sz w:val="24"/>
-                <w:szCs w:val="24"/>
-                <w:lang w:eastAsia="ru-RU"/>
-              </w:rPr>
-              <w:t xml:space="preserve"> прямо в ноутбук.</w:t>
+          </w:p>
+        </w:tc>
+        <w:tc>
+          <w:tcPr>
+            <w:tcW w:w="5908" w:type="dxa"/>
+            <w:vAlign w:val="center"/>
+          </w:tcPr>
+          <w:p>
+            <w:pPr>
+              <w:spacing w:after="0" w:line="240" w:lineRule="auto"/>
+              <w:rPr>
+                <w:rFonts w:ascii="Times New Roman" w:eastAsia="Times New Roman" w:hAnsi="Times New Roman" w:cs="Times New Roman"/>
+                <w:sz w:val="24"/>
+                <w:szCs w:val="24"/>
+                <w:lang w:eastAsia="ru-RU"/>
+              </w:rPr>
+            </w:pPr>
+            <w:r>
+              <w:rPr>
+                <w:rFonts w:ascii="Times New Roman" w:eastAsia="Times New Roman" w:hAnsi="Times New Roman" w:cs="Times New Roman"/>
+                <w:sz w:val="24"/>
+                <w:szCs w:val="24"/>
+                <w:lang w:eastAsia="ru-RU"/>
+              </w:rPr>
+              <w:t>Показывает историю команд.</w:t>
             </w:r>
           </w:p>
         </w:tc>
@@ -1127,7 +944,7 @@
         </w:trPr>
         <w:tc>
           <w:tcPr>
-            <w:tcW w:w="0" w:type="auto"/>
+            <w:tcW w:w="3357" w:type="dxa"/>
             <w:vAlign w:val="center"/>
             <w:hideMark/>
           </w:tcPr>
@@ -1135,7 +952,7 @@
             <w:pPr>
               <w:spacing w:after="0" w:line="240" w:lineRule="auto"/>
               <w:rPr>
-                <w:rFonts w:ascii="Times New Roman" w:eastAsia="Times New Roman" w:hAnsi="Times New Roman" w:cs="Times New Roman"/>
+                <w:rFonts w:ascii="Courier New" w:eastAsia="Times New Roman" w:hAnsi="Courier New" w:cs="Courier New"/>
                 <w:sz w:val="24"/>
                 <w:szCs w:val="24"/>
                 <w:lang w:eastAsia="ru-RU"/>
@@ -1158,14 +975,34 @@
                 <w:szCs w:val="24"/>
                 <w:lang w:eastAsia="ru-RU"/>
               </w:rPr>
-              <w:t>history</w:t>
+              <w:t>matplotlib</w:t>
             </w:r>
             <w:proofErr w:type="spellEnd"/>
-          </w:p>
-        </w:tc>
-        <w:tc>
-          <w:tcPr>
-            <w:tcW w:w="0" w:type="auto"/>
+            <w:r>
+              <w:rPr>
+                <w:rFonts w:ascii="Courier New" w:eastAsia="Times New Roman" w:hAnsi="Courier New" w:cs="Courier New"/>
+                <w:sz w:val="24"/>
+                <w:szCs w:val="24"/>
+                <w:lang w:eastAsia="ru-RU"/>
+              </w:rPr>
+              <w:t xml:space="preserve"> </w:t>
+            </w:r>
+            <w:proofErr w:type="spellStart"/>
+            <w:r>
+              <w:rPr>
+                <w:rFonts w:ascii="Courier New" w:eastAsia="Times New Roman" w:hAnsi="Courier New" w:cs="Courier New"/>
+                <w:sz w:val="24"/>
+                <w:szCs w:val="24"/>
+                <w:lang w:eastAsia="ru-RU"/>
+              </w:rPr>
+              <w:t>inline</w:t>
+            </w:r>
+            <w:proofErr w:type="spellEnd"/>
+          </w:p>
+        </w:tc>
+        <w:tc>
+          <w:tcPr>
+            <w:tcW w:w="5908" w:type="dxa"/>
             <w:vAlign w:val="center"/>
             <w:hideMark/>
           </w:tcPr>
@@ -1186,7 +1023,323 @@
                 <w:szCs w:val="24"/>
                 <w:lang w:eastAsia="ru-RU"/>
               </w:rPr>
-              <w:t>Показывает историю команд.</w:t>
+              <w:t xml:space="preserve">Встраивает графики </w:t>
+            </w:r>
+            <w:proofErr w:type="spellStart"/>
+            <w:r>
+              <w:rPr>
+                <w:rFonts w:ascii="Times New Roman" w:eastAsia="Times New Roman" w:hAnsi="Times New Roman" w:cs="Times New Roman"/>
+                <w:sz w:val="24"/>
+                <w:szCs w:val="24"/>
+                <w:lang w:eastAsia="ru-RU"/>
+              </w:rPr>
+              <w:t>matplotlib</w:t>
+            </w:r>
+            <w:proofErr w:type="spellEnd"/>
+            <w:r>
+              <w:rPr>
+                <w:rFonts w:ascii="Times New Roman" w:eastAsia="Times New Roman" w:hAnsi="Times New Roman" w:cs="Times New Roman"/>
+                <w:sz w:val="24"/>
+                <w:szCs w:val="24"/>
+                <w:lang w:eastAsia="ru-RU"/>
+              </w:rPr>
+              <w:t xml:space="preserve"> прямо в ноутбук.</w:t>
+            </w:r>
+          </w:p>
+        </w:tc>
+      </w:tr>
+      <w:tr>
+        <w:trPr>
+          <w:tblCellSpacing w:w="15" w:type="dxa"/>
+        </w:trPr>
+        <w:tc>
+          <w:tcPr>
+            <w:tcW w:w="3357" w:type="dxa"/>
+            <w:vAlign w:val="center"/>
+          </w:tcPr>
+          <w:p>
+            <w:pPr>
+              <w:spacing w:after="0" w:line="240" w:lineRule="auto"/>
+              <w:rPr>
+                <w:rFonts w:ascii="Courier New" w:eastAsia="Times New Roman" w:hAnsi="Courier New" w:cs="Courier New"/>
+                <w:sz w:val="24"/>
+                <w:szCs w:val="24"/>
+                <w:lang w:eastAsia="ru-RU"/>
+              </w:rPr>
+            </w:pPr>
+            <w:r>
+              <w:rPr>
+                <w:rFonts w:ascii="Courier New" w:hAnsi="Courier New" w:cs="Courier New"/>
+                <w:sz w:val="24"/>
+                <w:szCs w:val="24"/>
+              </w:rPr>
+              <w:t>%</w:t>
+            </w:r>
+            <w:proofErr w:type="spellStart"/>
+            <w:r>
+              <w:rPr>
+                <w:rFonts w:ascii="Courier New" w:hAnsi="Courier New" w:cs="Courier New"/>
+                <w:sz w:val="24"/>
+                <w:szCs w:val="24"/>
+              </w:rPr>
+              <w:t>matplotlib</w:t>
+            </w:r>
+            <w:proofErr w:type="spellEnd"/>
+            <w:r>
+              <w:rPr>
+                <w:rFonts w:ascii="Courier New" w:hAnsi="Courier New" w:cs="Courier New"/>
+                <w:sz w:val="24"/>
+                <w:szCs w:val="24"/>
+              </w:rPr>
+              <w:t xml:space="preserve"> </w:t>
+            </w:r>
+            <w:proofErr w:type="spellStart"/>
+            <w:r>
+              <w:rPr>
+                <w:rFonts w:ascii="Courier New" w:hAnsi="Courier New" w:cs="Courier New"/>
+                <w:sz w:val="24"/>
+                <w:szCs w:val="24"/>
+              </w:rPr>
+              <w:t>notebook</w:t>
+            </w:r>
+            <w:proofErr w:type="spellEnd"/>
+          </w:p>
+        </w:tc>
+        <w:tc>
+          <w:tcPr>
+            <w:tcW w:w="5908" w:type="dxa"/>
+            <w:vAlign w:val="center"/>
+          </w:tcPr>
+          <w:p>
+            <w:pPr>
+              <w:spacing w:after="0" w:line="240" w:lineRule="auto"/>
+              <w:rPr>
+                <w:rFonts w:ascii="Times New Roman" w:eastAsia="Times New Roman" w:hAnsi="Times New Roman" w:cs="Times New Roman"/>
+                <w:sz w:val="24"/>
+                <w:szCs w:val="24"/>
+                <w:lang w:eastAsia="ru-RU"/>
+              </w:rPr>
+            </w:pPr>
+            <w:r>
+              <w:rPr>
+                <w:rFonts w:ascii="Times New Roman" w:hAnsi="Times New Roman" w:cs="Times New Roman"/>
+                <w:sz w:val="24"/>
+                <w:szCs w:val="24"/>
+              </w:rPr>
+              <w:t>Включает интерактивные графики.</w:t>
+            </w:r>
+          </w:p>
+        </w:tc>
+      </w:tr>
+      <w:tr>
+        <w:trPr>
+          <w:tblCellSpacing w:w="15" w:type="dxa"/>
+        </w:trPr>
+        <w:tc>
+          <w:tcPr>
+            <w:tcW w:w="3357" w:type="dxa"/>
+            <w:vAlign w:val="center"/>
+          </w:tcPr>
+          <w:p>
+            <w:pPr>
+              <w:spacing w:after="0" w:line="240" w:lineRule="auto"/>
+              <w:rPr>
+                <w:rFonts w:ascii="Courier New" w:eastAsia="Times New Roman" w:hAnsi="Courier New" w:cs="Courier New"/>
+                <w:sz w:val="24"/>
+                <w:szCs w:val="24"/>
+                <w:lang w:eastAsia="ru-RU"/>
+              </w:rPr>
+            </w:pPr>
+            <w:r>
+              <w:rPr>
+                <w:rFonts w:ascii="Courier New" w:hAnsi="Courier New" w:cs="Courier New"/>
+                <w:sz w:val="24"/>
+                <w:szCs w:val="24"/>
+              </w:rPr>
+              <w:t>%</w:t>
+            </w:r>
+            <w:proofErr w:type="spellStart"/>
+            <w:r>
+              <w:rPr>
+                <w:rFonts w:ascii="Courier New" w:hAnsi="Courier New" w:cs="Courier New"/>
+                <w:sz w:val="24"/>
+                <w:szCs w:val="24"/>
+              </w:rPr>
+              <w:t>load</w:t>
+            </w:r>
+            <w:proofErr w:type="spellEnd"/>
+            <w:r>
+              <w:rPr>
+                <w:rFonts w:ascii="Courier New" w:hAnsi="Courier New" w:cs="Courier New"/>
+                <w:sz w:val="24"/>
+                <w:szCs w:val="24"/>
+              </w:rPr>
+              <w:t xml:space="preserve"> script.py</w:t>
+            </w:r>
+          </w:p>
+        </w:tc>
+        <w:tc>
+          <w:tcPr>
+            <w:tcW w:w="5908" w:type="dxa"/>
+            <w:vAlign w:val="center"/>
+          </w:tcPr>
+          <w:p>
+            <w:pPr>
+              <w:spacing w:after="0" w:line="240" w:lineRule="auto"/>
+              <w:rPr>
+                <w:rFonts w:ascii="Times New Roman" w:eastAsia="Times New Roman" w:hAnsi="Times New Roman" w:cs="Times New Roman"/>
+                <w:sz w:val="24"/>
+                <w:szCs w:val="24"/>
+                <w:lang w:eastAsia="ru-RU"/>
+              </w:rPr>
+            </w:pPr>
+            <w:r>
+              <w:rPr>
+                <w:rFonts w:ascii="Times New Roman" w:eastAsia="Times New Roman" w:hAnsi="Times New Roman" w:cs="Times New Roman"/>
+                <w:sz w:val="24"/>
+                <w:szCs w:val="24"/>
+                <w:lang w:eastAsia="ru-RU"/>
+              </w:rPr>
+              <w:t>Загружает содержимое файла в текущую ячейку.</w:t>
+            </w:r>
+          </w:p>
+        </w:tc>
+      </w:tr>
+      <w:tr>
+        <w:trPr>
+          <w:tblCellSpacing w:w="15" w:type="dxa"/>
+        </w:trPr>
+        <w:tc>
+          <w:tcPr>
+            <w:tcW w:w="3357" w:type="dxa"/>
+            <w:vAlign w:val="center"/>
+          </w:tcPr>
+          <w:p>
+            <w:pPr>
+              <w:spacing w:after="0" w:line="240" w:lineRule="auto"/>
+              <w:rPr>
+                <w:rFonts w:ascii="Courier New" w:eastAsia="Times New Roman" w:hAnsi="Courier New" w:cs="Courier New"/>
+                <w:sz w:val="24"/>
+                <w:szCs w:val="24"/>
+                <w:lang w:eastAsia="ru-RU"/>
+              </w:rPr>
+            </w:pPr>
+            <w:r>
+              <w:rPr>
+                <w:rFonts w:ascii="Courier New" w:hAnsi="Courier New" w:cs="Courier New"/>
+                <w:sz w:val="24"/>
+                <w:szCs w:val="24"/>
+              </w:rPr>
+              <w:t>%</w:t>
+            </w:r>
+            <w:proofErr w:type="spellStart"/>
+            <w:r>
+              <w:rPr>
+                <w:rFonts w:ascii="Courier New" w:hAnsi="Courier New" w:cs="Courier New"/>
+                <w:sz w:val="24"/>
+                <w:szCs w:val="24"/>
+              </w:rPr>
+              <w:t>reset</w:t>
+            </w:r>
+            <w:proofErr w:type="spellEnd"/>
+          </w:p>
+        </w:tc>
+        <w:tc>
+          <w:tcPr>
+            <w:tcW w:w="5908" w:type="dxa"/>
+            <w:vAlign w:val="center"/>
+          </w:tcPr>
+          <w:p>
+            <w:pPr>
+              <w:spacing w:after="0" w:line="240" w:lineRule="auto"/>
+              <w:rPr>
+                <w:rFonts w:ascii="Times New Roman" w:eastAsia="Times New Roman" w:hAnsi="Times New Roman" w:cs="Times New Roman"/>
+                <w:sz w:val="24"/>
+                <w:szCs w:val="24"/>
+                <w:lang w:eastAsia="ru-RU"/>
+              </w:rPr>
+            </w:pPr>
+            <w:r>
+              <w:rPr>
+                <w:rFonts w:ascii="Times New Roman" w:hAnsi="Times New Roman" w:cs="Times New Roman"/>
+                <w:sz w:val="24"/>
+                <w:szCs w:val="24"/>
+              </w:rPr>
+              <w:t>Очищает переменные из памяти (с подтверждением)</w:t>
+            </w:r>
+            <w:r>
+              <w:rPr>
+                <w:rFonts w:ascii="Times New Roman" w:hAnsi="Times New Roman" w:cs="Times New Roman"/>
+                <w:sz w:val="24"/>
+                <w:szCs w:val="24"/>
+              </w:rPr>
+              <w:t>.</w:t>
+            </w:r>
+          </w:p>
+        </w:tc>
+      </w:tr>
+      <w:tr>
+        <w:trPr>
+          <w:tblCellSpacing w:w="15" w:type="dxa"/>
+        </w:trPr>
+        <w:tc>
+          <w:tcPr>
+            <w:tcW w:w="3357" w:type="dxa"/>
+            <w:vAlign w:val="center"/>
+          </w:tcPr>
+          <w:p>
+            <w:pPr>
+              <w:spacing w:after="0" w:line="240" w:lineRule="auto"/>
+              <w:rPr>
+                <w:rFonts w:ascii="Courier New" w:eastAsia="Times New Roman" w:hAnsi="Courier New" w:cs="Courier New"/>
+                <w:sz w:val="24"/>
+                <w:szCs w:val="24"/>
+                <w:lang w:eastAsia="ru-RU"/>
+              </w:rPr>
+            </w:pPr>
+            <w:r>
+              <w:rPr>
+                <w:rFonts w:ascii="Courier New" w:hAnsi="Courier New" w:cs="Courier New"/>
+                <w:sz w:val="24"/>
+                <w:szCs w:val="24"/>
+              </w:rPr>
+              <w:t>%</w:t>
+            </w:r>
+            <w:proofErr w:type="spellStart"/>
+            <w:r>
+              <w:rPr>
+                <w:rFonts w:ascii="Courier New" w:hAnsi="Courier New" w:cs="Courier New"/>
+                <w:sz w:val="24"/>
+                <w:szCs w:val="24"/>
+              </w:rPr>
+              <w:t>env</w:t>
+            </w:r>
+            <w:proofErr w:type="spellEnd"/>
+          </w:p>
+        </w:tc>
+        <w:tc>
+          <w:tcPr>
+            <w:tcW w:w="5908" w:type="dxa"/>
+            <w:vAlign w:val="center"/>
+          </w:tcPr>
+          <w:p>
+            <w:pPr>
+              <w:spacing w:after="0" w:line="240" w:lineRule="auto"/>
+              <w:rPr>
+                <w:rFonts w:ascii="Times New Roman" w:eastAsia="Times New Roman" w:hAnsi="Times New Roman" w:cs="Times New Roman"/>
+                <w:sz w:val="24"/>
+                <w:szCs w:val="24"/>
+                <w:lang w:eastAsia="ru-RU"/>
+              </w:rPr>
+            </w:pPr>
+            <w:r>
+              <w:rPr>
+                <w:rFonts w:ascii="Times New Roman" w:eastAsia="Times New Roman" w:hAnsi="Times New Roman" w:cs="Times New Roman"/>
+                <w:sz w:val="24"/>
+                <w:szCs w:val="24"/>
+                <w:lang w:eastAsia="ru-RU"/>
+              </w:rPr>
+              <w:t>Работа с переменными окружения.</w:t>
             </w:r>
           </w:p>
         </w:tc>
@@ -1306,8 +1459,8 @@
         <w:tblLook w:val="04A0" w:firstRow="1" w:lastRow="0" w:firstColumn="1" w:lastColumn="0" w:noHBand="0" w:noVBand="1"/>
       </w:tblPr>
       <w:tblGrid>
-        <w:gridCol w:w="4632"/>
-        <w:gridCol w:w="4723"/>
+        <w:gridCol w:w="3402"/>
+        <w:gridCol w:w="5953"/>
       </w:tblGrid>
       <w:tr>
         <w:trPr>
@@ -1316,7 +1469,7 @@
         </w:trPr>
         <w:tc>
           <w:tcPr>
-            <w:tcW w:w="0" w:type="auto"/>
+            <w:tcW w:w="3357" w:type="dxa"/>
             <w:vAlign w:val="center"/>
             <w:hideMark/>
           </w:tcPr>
@@ -1348,7 +1501,7 @@
         </w:tc>
         <w:tc>
           <w:tcPr>
-            <w:tcW w:w="0" w:type="auto"/>
+            <w:tcW w:w="5908" w:type="dxa"/>
             <w:vAlign w:val="center"/>
             <w:hideMark/>
           </w:tcPr>
@@ -1385,7 +1538,7 @@
         </w:trPr>
         <w:tc>
           <w:tcPr>
-            <w:tcW w:w="0" w:type="auto"/>
+            <w:tcW w:w="3357" w:type="dxa"/>
             <w:vAlign w:val="center"/>
             <w:hideMark/>
           </w:tcPr>
@@ -1423,7 +1576,7 @@
         </w:tc>
         <w:tc>
           <w:tcPr>
-            <w:tcW w:w="0" w:type="auto"/>
+            <w:tcW w:w="5908" w:type="dxa"/>
             <w:vAlign w:val="center"/>
             <w:hideMark/>
           </w:tcPr>
@@ -1455,7 +1608,7 @@
         </w:trPr>
         <w:tc>
           <w:tcPr>
-            <w:tcW w:w="0" w:type="auto"/>
+            <w:tcW w:w="3357" w:type="dxa"/>
             <w:vAlign w:val="center"/>
             <w:hideMark/>
           </w:tcPr>
@@ -1493,7 +1646,7 @@
         </w:tc>
         <w:tc>
           <w:tcPr>
-            <w:tcW w:w="0" w:type="auto"/>
+            <w:tcW w:w="5908" w:type="dxa"/>
             <w:vAlign w:val="center"/>
             <w:hideMark/>
           </w:tcPr>
@@ -1525,7 +1678,7 @@
         </w:trPr>
         <w:tc>
           <w:tcPr>
-            <w:tcW w:w="0" w:type="auto"/>
+            <w:tcW w:w="3357" w:type="dxa"/>
             <w:vAlign w:val="center"/>
             <w:hideMark/>
           </w:tcPr>
@@ -1572,7 +1725,7 @@
         </w:tc>
         <w:tc>
           <w:tcPr>
-            <w:tcW w:w="0" w:type="auto"/>
+            <w:tcW w:w="5908" w:type="dxa"/>
             <w:vAlign w:val="center"/>
             <w:hideMark/>
           </w:tcPr>
@@ -1604,7 +1757,7 @@
         </w:trPr>
         <w:tc>
           <w:tcPr>
-            <w:tcW w:w="0" w:type="auto"/>
+            <w:tcW w:w="3357" w:type="dxa"/>
             <w:vAlign w:val="center"/>
             <w:hideMark/>
           </w:tcPr>
@@ -1642,7 +1795,7 @@
         </w:tc>
         <w:tc>
           <w:tcPr>
-            <w:tcW w:w="0" w:type="auto"/>
+            <w:tcW w:w="5908" w:type="dxa"/>
             <w:vAlign w:val="center"/>
             <w:hideMark/>
           </w:tcPr>
@@ -1714,7 +1867,7 @@
         </w:trPr>
         <w:tc>
           <w:tcPr>
-            <w:tcW w:w="0" w:type="auto"/>
+            <w:tcW w:w="3357" w:type="dxa"/>
             <w:vAlign w:val="center"/>
             <w:hideMark/>
           </w:tcPr>
@@ -1752,7 +1905,7 @@
         </w:tc>
         <w:tc>
           <w:tcPr>
-            <w:tcW w:w="0" w:type="auto"/>
+            <w:tcW w:w="5908" w:type="dxa"/>
             <w:vAlign w:val="center"/>
             <w:hideMark/>
           </w:tcPr>
@@ -1804,7 +1957,7 @@
         </w:trPr>
         <w:tc>
           <w:tcPr>
-            <w:tcW w:w="0" w:type="auto"/>
+            <w:tcW w:w="3357" w:type="dxa"/>
             <w:vAlign w:val="center"/>
             <w:hideMark/>
           </w:tcPr>
@@ -1929,7 +2082,7 @@
         </w:tc>
         <w:tc>
           <w:tcPr>
-            <w:tcW w:w="0" w:type="auto"/>
+            <w:tcW w:w="5908" w:type="dxa"/>
             <w:vAlign w:val="center"/>
             <w:hideMark/>
           </w:tcPr>
@@ -1961,7 +2114,7 @@
         </w:trPr>
         <w:tc>
           <w:tcPr>
-            <w:tcW w:w="0" w:type="auto"/>
+            <w:tcW w:w="3357" w:type="dxa"/>
             <w:vAlign w:val="center"/>
             <w:hideMark/>
           </w:tcPr>
@@ -1999,7 +2152,7 @@
         </w:tc>
         <w:tc>
           <w:tcPr>
-            <w:tcW w:w="0" w:type="auto"/>
+            <w:tcW w:w="5908" w:type="dxa"/>
             <w:vAlign w:val="center"/>
             <w:hideMark/>
           </w:tcPr>
@@ -2046,7 +2199,7 @@
           <w:bCs/>
           <w:sz w:val="24"/>
           <w:szCs w:val="24"/>
-          <w:lang w:eastAsia="ru-RU"/>
+          <w:lang w:val="en-US" w:eastAsia="ru-RU"/>
         </w:rPr>
       </w:pPr>
       <w:r>
@@ -2058,7 +2211,18 @@
           <w:szCs w:val="24"/>
           <w:lang w:eastAsia="ru-RU"/>
         </w:rPr>
-        <w:t>Пример:</w:t>
+        <w:t>Пример</w:t>
+      </w:r>
+      <w:r>
+        <w:rPr>
+          <w:rFonts w:ascii="Times New Roman" w:eastAsia="Times New Roman" w:hAnsi="Times New Roman" w:cs="Times New Roman"/>
+          <w:b/>
+          <w:bCs/>
+          <w:sz w:val="24"/>
+          <w:szCs w:val="24"/>
+          <w:lang w:val="en-US" w:eastAsia="ru-RU"/>
+        </w:rPr>
+        <w:t>:</w:t>
       </w:r>
     </w:p>
     <w:p>
@@ -2086,7 +2250,7 @@
           <w:rFonts w:ascii="Courier New" w:eastAsia="Times New Roman" w:hAnsi="Courier New" w:cs="Courier New"/>
           <w:sz w:val="24"/>
           <w:szCs w:val="24"/>
-          <w:lang w:eastAsia="ru-RU"/>
+          <w:lang w:val="en-US" w:eastAsia="ru-RU"/>
         </w:rPr>
       </w:pPr>
       <w:r>
@@ -2094,78 +2258,27 @@
           <w:rFonts w:ascii="Courier New" w:eastAsia="Times New Roman" w:hAnsi="Courier New" w:cs="Courier New"/>
           <w:sz w:val="24"/>
           <w:szCs w:val="24"/>
-          <w:lang w:eastAsia="ru-RU"/>
-        </w:rPr>
-        <w:t>%</w:t>
-      </w:r>
-      <w:proofErr w:type="spellStart"/>
+          <w:lang w:val="en-US" w:eastAsia="ru-RU"/>
+        </w:rPr>
+        <w:t>%time sum(</w:t>
+      </w:r>
+      <w:proofErr w:type="gramStart"/>
       <w:r>
         <w:rPr>
           <w:rFonts w:ascii="Courier New" w:eastAsia="Times New Roman" w:hAnsi="Courier New" w:cs="Courier New"/>
           <w:sz w:val="24"/>
           <w:szCs w:val="24"/>
-          <w:lang w:eastAsia="ru-RU"/>
-        </w:rPr>
-        <w:t>time</w:t>
-      </w:r>
-      <w:proofErr w:type="spellEnd"/>
+          <w:lang w:val="en-US" w:eastAsia="ru-RU"/>
+        </w:rPr>
+        <w:t>range(</w:t>
+      </w:r>
+      <w:proofErr w:type="gramEnd"/>
       <w:r>
         <w:rPr>
           <w:rFonts w:ascii="Courier New" w:eastAsia="Times New Roman" w:hAnsi="Courier New" w:cs="Courier New"/>
           <w:sz w:val="24"/>
           <w:szCs w:val="24"/>
-          <w:lang w:eastAsia="ru-RU"/>
-        </w:rPr>
-        <w:t xml:space="preserve"> </w:t>
-      </w:r>
-      <w:proofErr w:type="spellStart"/>
-      <w:r>
-        <w:rPr>
-          <w:rFonts w:ascii="Courier New" w:eastAsia="Times New Roman" w:hAnsi="Courier New" w:cs="Courier New"/>
-          <w:sz w:val="24"/>
-          <w:szCs w:val="24"/>
-          <w:lang w:eastAsia="ru-RU"/>
-        </w:rPr>
-        <w:t>sum</w:t>
-      </w:r>
-      <w:proofErr w:type="spellEnd"/>
-      <w:r>
-        <w:rPr>
-          <w:rFonts w:ascii="Courier New" w:eastAsia="Times New Roman" w:hAnsi="Courier New" w:cs="Courier New"/>
-          <w:sz w:val="24"/>
-          <w:szCs w:val="24"/>
-          <w:lang w:eastAsia="ru-RU"/>
-        </w:rPr>
-        <w:t>(</w:t>
-      </w:r>
-      <w:proofErr w:type="spellStart"/>
-      <w:proofErr w:type="gramStart"/>
-      <w:r>
-        <w:rPr>
-          <w:rFonts w:ascii="Courier New" w:eastAsia="Times New Roman" w:hAnsi="Courier New" w:cs="Courier New"/>
-          <w:sz w:val="24"/>
-          <w:szCs w:val="24"/>
-          <w:lang w:eastAsia="ru-RU"/>
-        </w:rPr>
-        <w:t>range</w:t>
-      </w:r>
-      <w:proofErr w:type="spellEnd"/>
-      <w:r>
-        <w:rPr>
-          <w:rFonts w:ascii="Courier New" w:eastAsia="Times New Roman" w:hAnsi="Courier New" w:cs="Courier New"/>
-          <w:sz w:val="24"/>
-          <w:szCs w:val="24"/>
-          <w:lang w:eastAsia="ru-RU"/>
-        </w:rPr>
-        <w:t>(</w:t>
-      </w:r>
-      <w:proofErr w:type="gramEnd"/>
-      <w:r>
-        <w:rPr>
-          <w:rFonts w:ascii="Courier New" w:eastAsia="Times New Roman" w:hAnsi="Courier New" w:cs="Courier New"/>
-          <w:sz w:val="24"/>
-          <w:szCs w:val="24"/>
-          <w:lang w:eastAsia="ru-RU"/>
+          <w:lang w:val="en-US" w:eastAsia="ru-RU"/>
         </w:rPr>
         <w:t>1000000))</w:t>
       </w:r>
@@ -2420,7 +2533,7 @@
           <w:rFonts w:ascii="Times New Roman" w:eastAsia="Times New Roman" w:hAnsi="Times New Roman" w:cs="Times New Roman"/>
           <w:sz w:val="24"/>
           <w:szCs w:val="24"/>
-          <w:lang w:eastAsia="ru-RU"/>
+          <w:lang w:val="en-US" w:eastAsia="ru-RU"/>
         </w:rPr>
       </w:pPr>
     </w:p>
@@ -2628,6 +2741,7 @@
     <w:lsdException w:name="HTML Sample" w:semiHidden="1" w:unhideWhenUsed="1"/>
     <w:lsdException w:name="HTML Typewriter" w:semiHidden="1" w:unhideWhenUsed="1"/>
     <w:lsdException w:name="HTML Variable" w:semiHidden="1" w:unhideWhenUsed="1"/>
+    <w:lsdException w:name="Normal Table" w:semiHidden="1" w:unhideWhenUsed="1"/>
     <w:lsdException w:name="annotation subject" w:semiHidden="1" w:unhideWhenUsed="1"/>
     <w:lsdException w:name="No List" w:semiHidden="1" w:unhideWhenUsed="1"/>
     <w:lsdException w:name="Outline List 1" w:semiHidden="1" w:unhideWhenUsed="1"/>
@@ -2674,8 +2788,10 @@
     <w:lsdException w:name="Table Subtle 2" w:semiHidden="1" w:unhideWhenUsed="1"/>
     <w:lsdException w:name="Table Web 1" w:semiHidden="1" w:unhideWhenUsed="1"/>
     <w:lsdException w:name="Table Web 2" w:semiHidden="1" w:unhideWhenUsed="1"/>
+    <w:lsdException w:name="Table Web 3" w:semiHidden="1" w:unhideWhenUsed="1"/>
     <w:lsdException w:name="Balloon Text" w:semiHidden="1" w:unhideWhenUsed="1"/>
     <w:lsdException w:name="Table Grid" w:uiPriority="39"/>
+    <w:lsdException w:name="Table Theme" w:semiHidden="1" w:unhideWhenUsed="1"/>
     <w:lsdException w:name="Placeholder Text" w:semiHidden="1"/>
     <w:lsdException w:name="No Spacing" w:uiPriority="1" w:qFormat="1"/>
     <w:lsdException w:name="Light Shading" w:uiPriority="60"/>
